--- a/framework-templates/Customer_Due_Diligence_Policy_v2.0_Template.docx
+++ b/framework-templates/Customer_Due_Diligence_Policy_v2.0_Template.docx
@@ -350,6 +350,24 @@
           <w:b/>
           <w:bCs/>
         </w:rPr>
+        <w:t xml:space="preserve">Supporting registers are mandatory.</w:t>
+      </w:r>
+      <w:r>
+        <w:t xml:space="preserve"> This document relies on the KMS registers listed in its “Supporting registers” section (where it has one). The FCA judges a firm on the records that show its policies working in practice, so a firm that adopts this document without using its registers is likely to fail FCA scrutiny. Start using them from day one.</w:t>
+      </w:r>
+    </w:p>
+    <w:p>
+      <w:pPr>
+        <w:numPr>
+          <w:ilvl w:val="0"/>
+          <w:numId w:val="1"/>
+        </w:numPr>
+      </w:pPr>
+      <w:r>
+        <w:rPr>
+          <w:b/>
+          <w:bCs/>
+        </w:rPr>
         <w:t xml:space="preserve">Grey “KMS guidance” boxes</w:t>
       </w:r>
       <w:r>
@@ -2430,7 +2448,7 @@
         <w:t xml:space="preserve">4.6 Sanctions screening.</w:t>
       </w:r>
       <w:r>
-        <w:t xml:space="preserve"> Every customer (and, where relevant, beneficial owners and third-party payers) is screened against the UK sanctions list before onboarding, as our Anti-Money Laundering Policy requires.</w:t>
+        <w:t xml:space="preserve"> Every customer (and, where relevant, beneficial owners and third-party payers) is screened against the UK sanctions list before onboarding, as our Anti-Money Laundering Policy requires. Results are recorded in the Sanctions Screening Log.</w:t>
       </w:r>
     </w:p>
     <w:p>
@@ -2546,7 +2564,7 @@
     </w:p>
     <w:p>
       <w:r>
-        <w:t xml:space="preserve">The rating decides whether SDD, standard CDD or EDD applies and how closely we monitor the relationship. It is recorded in the Customer Due Diligence Register and reviewed when circumstances change.</w:t>
+        <w:t xml:space="preserve">The rating decides whether SDD, standard CDD or EDD applies and how closely we monitor the relationship. It is recorded in the CDD Register (in the Customer Due Diligence Checklist workbook) and reviewed when circumstances change. Each customer’s checks are recorded on the CDD Checklist and, where enhanced due diligence applies, the EDD Checklist.</w:t>
       </w:r>
     </w:p>
     <w:p>
@@ -2855,7 +2873,7 @@
         <w:t xml:space="preserve">7.3 Recording decisions.</w:t>
       </w:r>
       <w:r>
-        <w:t xml:space="preserve"> All EDD decisions, the evidence obtained and the approver’s name are recorded in the Customer Due Diligence Register.</w:t>
+        <w:t xml:space="preserve"> All EDD decisions, the evidence obtained and the approver’s name are recorded on the EDD Checklist and in the CDD Register.</w:t>
       </w:r>
     </w:p>
     <w:p>
@@ -3039,7 +3057,7 @@
     </w:p>
     <w:p>
       <w:r>
-        <w:t xml:space="preserve">We keep, in the Customer Due Diligence Register and customer files:</w:t>
+        <w:t xml:space="preserve">We keep, in the CDD Checklist, EDD Checklist, CDD Register and customer files:</w:t>
       </w:r>
     </w:p>
     <w:p>
@@ -3691,6 +3709,402 @@
             </w:pPr>
             <w:r>
               <w:t xml:space="preserve">Current UK photocard driving licence (if not already used as proof of identity)</w:t>
+            </w:r>
+          </w:p>
+        </w:tc>
+      </w:tr>
+    </w:tbl>
+    <w:p>
+      <w:pPr>
+        <w:spacing w:before="0" w:after="0"/>
+      </w:pPr>
+    </w:p>
+    <w:p>
+      <w:pPr>
+        <w:pStyle w:val="Heading10"/>
+        <w:outlineLvl w:val="0"/>
+      </w:pPr>
+      <w:r>
+        <w:t xml:space="preserve">15. Supporting registers</w:t>
+      </w:r>
+    </w:p>
+    <w:p>
+      <w:r>
+        <w:t xml:space="preserve">The KMS registers below support this policy. They are an essential part of it, not optional extras: the FCA judges whether a policy works in practice by looking at these records, and a policy without them is unlikely to withstand scrutiny. Keep them up to date from your first day of trading. The owner and review frequency are recorded in each register.</w:t>
+      </w:r>
+    </w:p>
+    <w:p>
+      <w:pPr>
+        <w:pBdr>
+          <w:top w:val="single" w:sz="4" w:space="4" w:color="11304F"/>
+          <w:left w:val="single" w:sz="24" w:space="4" w:color="11304F"/>
+          <w:bottom w:val="single" w:sz="4" w:space="4" w:color="11304F"/>
+          <w:right w:val="single" w:sz="4" w:space="4" w:color="11304F"/>
+        </w:pBdr>
+        <w:shd w:val="clear" w:color="auto" w:fill="F2F2F2"/>
+        <w:spacing w:before="120" w:after="120"/>
+        <w:ind w:left="113" w:right="113"/>
+      </w:pPr>
+      <w:r>
+        <w:rPr>
+          <w:b/>
+          <w:bCs/>
+        </w:rPr>
+        <w:t xml:space="preserve">KMS guidance: </w:t>
+      </w:r>
+      <w:r>
+        <w:rPr>
+          <w:i/>
+          <w:iCs/>
+        </w:rPr>
+        <w:t xml:space="preserve">Do not delete a register from this list because you have not started using it yet – start using it. Where one part of a register genuinely cannot apply to your firm (for example safeguarding when you hold no relevant funds), keep the register and record why that part does not apply.</w:t>
+      </w:r>
+    </w:p>
+    <w:tbl>
+      <w:tblPr>
+        <w:tblW w:w="9026" w:type="dxa"/>
+        <w:tblBorders>
+          <w:top w:val="single" w:sz="4" w:space="0" w:color="A6A6A6"/>
+          <w:left w:val="single" w:sz="4" w:space="0" w:color="A6A6A6"/>
+          <w:bottom w:val="single" w:sz="4" w:space="0" w:color="A6A6A6"/>
+          <w:right w:val="single" w:sz="4" w:space="0" w:color="A6A6A6"/>
+          <w:insideH w:val="single" w:sz="4" w:space="0" w:color="A6A6A6"/>
+          <w:insideV w:val="single" w:sz="4" w:space="0" w:color="A6A6A6"/>
+        </w:tblBorders>
+        <w:tblLayout w:type="fixed"/>
+        <w:tblCellMar>
+          <w:top w:w="57" w:type="dxa"/>
+          <w:left w:w="85" w:type="dxa"/>
+          <w:bottom w:w="57" w:type="dxa"/>
+          <w:right w:w="85" w:type="dxa"/>
+        </w:tblCellMar>
+        <w:tblLook w:val="04A0" w:firstRow="1" w:lastRow="0" w:firstColumn="0" w:lastColumn="0" w:noHBand="0" w:noVBand="1"/>
+      </w:tblPr>
+      <w:tblGrid>
+        <w:gridCol w:w="2527"/>
+        <w:gridCol w:w="2888"/>
+        <w:gridCol w:w="3611"/>
+      </w:tblGrid>
+      <w:tr>
+        <w:trPr>
+          <w:cantSplit/>
+          <w:tblHeader/>
+        </w:trPr>
+        <w:tc>
+          <w:tcPr>
+            <w:tcW w:w="2527" w:type="dxa"/>
+            <w:shd w:val="clear" w:color="auto" w:fill="D9E2F3"/>
+          </w:tcPr>
+          <w:p>
+            <w:pPr>
+              <w:spacing w:before="0" w:after="60"/>
+            </w:pPr>
+            <w:r>
+              <w:rPr>
+                <w:b/>
+                <w:bCs/>
+              </w:rPr>
+              <w:t xml:space="preserve">Register</w:t>
+            </w:r>
+          </w:p>
+        </w:tc>
+        <w:tc>
+          <w:tcPr>
+            <w:tcW w:w="2888" w:type="dxa"/>
+            <w:shd w:val="clear" w:color="auto" w:fill="D9E2F3"/>
+          </w:tcPr>
+          <w:p>
+            <w:pPr>
+              <w:spacing w:before="0" w:after="60"/>
+            </w:pPr>
+            <w:r>
+              <w:rPr>
+                <w:b/>
+                <w:bCs/>
+              </w:rPr>
+              <w:t xml:space="preserve">KMS file</w:t>
+            </w:r>
+          </w:p>
+        </w:tc>
+        <w:tc>
+          <w:tcPr>
+            <w:tcW w:w="3611" w:type="dxa"/>
+            <w:shd w:val="clear" w:color="auto" w:fill="D9E2F3"/>
+          </w:tcPr>
+          <w:p>
+            <w:pPr>
+              <w:spacing w:before="0" w:after="60"/>
+            </w:pPr>
+            <w:r>
+              <w:rPr>
+                <w:b/>
+                <w:bCs/>
+              </w:rPr>
+              <w:t xml:space="preserve">What it evidences</w:t>
+            </w:r>
+          </w:p>
+        </w:tc>
+      </w:tr>
+      <w:tr>
+        <w:trPr>
+          <w:cantSplit/>
+        </w:trPr>
+        <w:tc>
+          <w:tcPr>
+            <w:tcW w:w="2527" w:type="dxa"/>
+          </w:tcPr>
+          <w:p>
+            <w:pPr>
+              <w:spacing w:before="0" w:after="60"/>
+            </w:pPr>
+            <w:r>
+              <w:t xml:space="preserve">CDD Checklist and EDD Checklist</w:t>
+            </w:r>
+          </w:p>
+        </w:tc>
+        <w:tc>
+          <w:tcPr>
+            <w:tcW w:w="2888" w:type="dxa"/>
+          </w:tcPr>
+          <w:p>
+            <w:pPr>
+              <w:spacing w:before="0" w:after="60"/>
+            </w:pPr>
+            <w:r>
+              <w:t xml:space="preserve">Customer_Due_Diligence_Checklist_v2.0_Template.xlsx</w:t>
+            </w:r>
+          </w:p>
+        </w:tc>
+        <w:tc>
+          <w:tcPr>
+            <w:tcW w:w="3611" w:type="dxa"/>
+          </w:tcPr>
+          <w:p>
+            <w:pPr>
+              <w:spacing w:before="0" w:after="60"/>
+            </w:pPr>
+            <w:r>
+              <w:t xml:space="preserve">Due diligence completed for each customer before onboarding</w:t>
+            </w:r>
+          </w:p>
+        </w:tc>
+      </w:tr>
+      <w:tr>
+        <w:trPr>
+          <w:cantSplit/>
+        </w:trPr>
+        <w:tc>
+          <w:tcPr>
+            <w:tcW w:w="2527" w:type="dxa"/>
+          </w:tcPr>
+          <w:p>
+            <w:pPr>
+              <w:spacing w:before="0" w:after="60"/>
+            </w:pPr>
+            <w:r>
+              <w:t xml:space="preserve">CDD Register</w:t>
+            </w:r>
+          </w:p>
+        </w:tc>
+        <w:tc>
+          <w:tcPr>
+            <w:tcW w:w="2888" w:type="dxa"/>
+          </w:tcPr>
+          <w:p>
+            <w:pPr>
+              <w:spacing w:before="0" w:after="60"/>
+            </w:pPr>
+            <w:r>
+              <w:t xml:space="preserve">Customer_Due_Diligence_Checklist_v2.0_Template.xlsx (CDD Register tab)</w:t>
+            </w:r>
+          </w:p>
+        </w:tc>
+        <w:tc>
+          <w:tcPr>
+            <w:tcW w:w="3611" w:type="dxa"/>
+          </w:tcPr>
+          <w:p>
+            <w:pPr>
+              <w:spacing w:before="0" w:after="60"/>
+            </w:pPr>
+            <w:r>
+              <w:t xml:space="preserve">Every customer’s verification, risk rating, screening, review and deletion dates</w:t>
+            </w:r>
+          </w:p>
+        </w:tc>
+      </w:tr>
+      <w:tr>
+        <w:trPr>
+          <w:cantSplit/>
+        </w:trPr>
+        <w:tc>
+          <w:tcPr>
+            <w:tcW w:w="2527" w:type="dxa"/>
+          </w:tcPr>
+          <w:p>
+            <w:pPr>
+              <w:spacing w:before="0" w:after="60"/>
+            </w:pPr>
+            <w:r>
+              <w:t xml:space="preserve">Sanctions Screening Log</w:t>
+            </w:r>
+          </w:p>
+        </w:tc>
+        <w:tc>
+          <w:tcPr>
+            <w:tcW w:w="2888" w:type="dxa"/>
+          </w:tcPr>
+          <w:p>
+            <w:pPr>
+              <w:spacing w:before="0" w:after="60"/>
+            </w:pPr>
+            <w:r>
+              <w:t xml:space="preserve">Customer_Due_Diligence_Checklist_v2.0_Template.xlsx (Sanctions Screening Log tab)</w:t>
+            </w:r>
+          </w:p>
+        </w:tc>
+        <w:tc>
+          <w:tcPr>
+            <w:tcW w:w="3611" w:type="dxa"/>
+          </w:tcPr>
+          <w:p>
+            <w:pPr>
+              <w:spacing w:before="0" w:after="60"/>
+            </w:pPr>
+            <w:r>
+              <w:t xml:space="preserve">Sanctions screening, potential matches and decisions, and OFSI reports</w:t>
+            </w:r>
+          </w:p>
+        </w:tc>
+      </w:tr>
+      <w:tr>
+        <w:trPr>
+          <w:cantSplit/>
+        </w:trPr>
+        <w:tc>
+          <w:tcPr>
+            <w:tcW w:w="2527" w:type="dxa"/>
+          </w:tcPr>
+          <w:p>
+            <w:pPr>
+              <w:spacing w:before="0" w:after="60"/>
+            </w:pPr>
+            <w:r>
+              <w:t xml:space="preserve">AML Incident Register</w:t>
+            </w:r>
+          </w:p>
+        </w:tc>
+        <w:tc>
+          <w:tcPr>
+            <w:tcW w:w="2888" w:type="dxa"/>
+          </w:tcPr>
+          <w:p>
+            <w:pPr>
+              <w:spacing w:before="0" w:after="60"/>
+            </w:pPr>
+            <w:r>
+              <w:t xml:space="preserve">Anti_Money_Laundering_Incident_Register_v2.0_Template.docx</w:t>
+            </w:r>
+          </w:p>
+        </w:tc>
+        <w:tc>
+          <w:tcPr>
+            <w:tcW w:w="3611" w:type="dxa"/>
+          </w:tcPr>
+          <w:p>
+            <w:pPr>
+              <w:spacing w:before="0" w:after="60"/>
+            </w:pPr>
+            <w:r>
+              <w:t xml:space="preserve">Every internal suspicious activity report, the MLRO’s reasoning and decision, SARs and DAML requests</w:t>
+            </w:r>
+          </w:p>
+        </w:tc>
+      </w:tr>
+      <w:tr>
+        <w:trPr>
+          <w:cantSplit/>
+        </w:trPr>
+        <w:tc>
+          <w:tcPr>
+            <w:tcW w:w="2527" w:type="dxa"/>
+          </w:tcPr>
+          <w:p>
+            <w:pPr>
+              <w:spacing w:before="0" w:after="60"/>
+            </w:pPr>
+            <w:r>
+              <w:t xml:space="preserve">AML Business-Wide Risk Assessment</w:t>
+            </w:r>
+          </w:p>
+        </w:tc>
+        <w:tc>
+          <w:tcPr>
+            <w:tcW w:w="2888" w:type="dxa"/>
+          </w:tcPr>
+          <w:p>
+            <w:pPr>
+              <w:spacing w:before="0" w:after="60"/>
+            </w:pPr>
+            <w:r>
+              <w:t xml:space="preserve">AML_Business_Wide_Risk_Assessment_v2.0_Template.xlsx</w:t>
+            </w:r>
+          </w:p>
+        </w:tc>
+        <w:tc>
+          <w:tcPr>
+            <w:tcW w:w="3611" w:type="dxa"/>
+          </w:tcPr>
+          <w:p>
+            <w:pPr>
+              <w:spacing w:before="0" w:after="60"/>
+            </w:pPr>
+            <w:r>
+              <w:t xml:space="preserve">The firm-wide assessment of financial crime risk that drives our controls</w:t>
+            </w:r>
+          </w:p>
+        </w:tc>
+      </w:tr>
+      <w:tr>
+        <w:trPr>
+          <w:cantSplit/>
+        </w:trPr>
+        <w:tc>
+          <w:tcPr>
+            <w:tcW w:w="2527" w:type="dxa"/>
+          </w:tcPr>
+          <w:p>
+            <w:pPr>
+              <w:spacing w:before="0" w:after="60"/>
+            </w:pPr>
+            <w:r>
+              <w:t xml:space="preserve">Training Log (Training Matrix, Training Record, Competence Register, CPD Log)</w:t>
+            </w:r>
+          </w:p>
+        </w:tc>
+        <w:tc>
+          <w:tcPr>
+            <w:tcW w:w="2888" w:type="dxa"/>
+          </w:tcPr>
+          <w:p>
+            <w:pPr>
+              <w:spacing w:before="0" w:after="60"/>
+            </w:pPr>
+            <w:r>
+              <w:t xml:space="preserve">Training_Log_v2.0_Template.xlsx</w:t>
+            </w:r>
+          </w:p>
+        </w:tc>
+        <w:tc>
+          <w:tcPr>
+            <w:tcW w:w="3611" w:type="dxa"/>
+          </w:tcPr>
+          <w:p>
+            <w:pPr>
+              <w:spacing w:before="0" w:after="60"/>
+            </w:pPr>
+            <w:r>
+              <w:t xml:space="preserve">Training completed, competence assessed, supervision, qualifications and CPD</w:t>
             </w:r>
           </w:p>
         </w:tc>
